--- a/word-proposals/02_Soft_Tissue_Uncertainty_Joint_Evolution.docx
+++ b/word-proposals/02_Soft_Tissue_Uncertainty_Joint_Evolution.docx
@@ -26,7 +26,7 @@
         <w:spacing w:after="240"/>
       </w:pPr>
       <w:r>
-        <w:t>Extant-validated, compatibility-set inference of joint function across the synapsid–mammal transition</w:t>
+        <w:t>Testing whether uncertainty in lost soft tissues changes functional interpretations of synapsid evolution</w:t>
       </w:r>
     </w:p>
     <w:p>
@@ -39,7 +39,7 @@
     </w:p>
     <w:p>
       <w:r>
-        <w:t>Pierce’s group has shown that fossil synapsids underwent complex, nonlinear changes in hindlimb locomotor function. But does that comparative narrative remain robust across anatomically and constitutively plausible lost soft tissues? The evolutionary target is not a new joint animation: it is identifying which contrasts in functional capacity are recoverable from the fossil evidence and which depend on untestable muscular or capsular assumptions.</w:t>
+        <w:t>Pierce and colleagues have shown that the transition toward erect mammalian locomotion was not a simple, steady progression. I want to ask how much of that functional history is determined by the bones, and how much depends on the muscles, capsules and other tissues that fossils do not preserve. The goal is to identify which comparisons between extinct animals remain supported across plausible tissue reconstructions.</w:t>
       </w:r>
     </w:p>
     <w:p>
@@ -52,7 +52,7 @@
     </w:p>
     <w:p>
       <w:r>
-        <w:t>APSE already samples six-dimensional joint mobility efficiently (Bishop et al., 2023). Manafzadeh and Gatesy (2021) established that joint translations matter. Wright and Pierce (2026) measured layer-specific, species-dependent tissue constraints with XROMM; Bishop and Pierce (2024) reconstructed force-generating performance in synapsids. These works preclude claiming novelty for simply adding soft tissues or another uncertain material model. The research gap is independent, held-out quantification of whether tissue-response compatibility sets materially change the robustness of comparative locomotor conclusions.</w:t>
+        <w:t>This would build directly on existing work, not replace it. APSE already searches six-degree-of-freedom joint mobility (Bishop et al., 2023), while Manafzadeh and Gatesy (2021) showed why joint translations matter. Wright and Pierce (2026) demonstrated species-specific effects of removing hip tissues, and Bishop and Pierce (2024) estimated hindlimb force-generating performance in fossil synapsids. What remains open is whether multiple anatomies and material responses that fit the living-animal evidence lead to the same—or different—comparative evolutionary conclusions.</w:t>
       </w:r>
     </w:p>
     <w:p>
@@ -65,7 +65,7 @@
     </w:p>
     <w:p>
       <w:r>
-        <w:t>Multiple tissue anatomies and constitutive responses can remain compatible with extant evidence yet imply meaningfully different passive feasible-pose spaces and selected loading-dependent functional predictions. A calibrated set-valued analysis will identify fossil functional contrasts that are robust to those alternatives—and reveal when conventional point estimates overstate evidence.</w:t>
+        <w:t>My hypothesis is that different soft-tissue configurations can satisfy available experimental evidence yet lead to different estimates of passive joint motion or load-dependent performance. A compatibility-set approach would distinguish results that are robust across those alternatives from results that need additional anatomical or material measurements. The hypothesis could also fail: tissue uncertainty may have little effect compared with bone geometry.</w:t>
       </w:r>
     </w:p>
     <w:p>
@@ -73,14 +73,7 @@
         <w:ind w:left="202" w:hanging="202"/>
       </w:pPr>
       <w:r>
-        <w:rPr>
-          <w:b/>
-          <w:color w:val="006D74"/>
-        </w:rPr>
-        <w:t xml:space="preserve">• Null A — material irrelevance.  </w:t>
-      </w:r>
-      <w:r>
-        <w:t>Uncertain slack lengths, insertions and cartilage geometry dominate the result; material-family ambiguity adds no predictive value.</w:t>
+        <w:t>• Alternative 1 — Material laws do not matter enough. Attachment sites, slack lengths and contact geometry explain most prediction uncertainty.</w:t>
       </w:r>
     </w:p>
     <w:p>
@@ -88,14 +81,7 @@
         <w:ind w:left="202" w:hanging="202"/>
       </w:pPr>
       <w:r>
-        <w:rPr>
-          <w:b/>
-          <w:color w:val="006D74"/>
-        </w:rPr>
-        <w:t xml:space="preserve">• Null B — evolutionary robustness.  </w:t>
-      </w:r>
-      <w:r>
-        <w:t>The published between-taxon functional ranking survives every defensible tissue prior, so more complex uncertainty propagation changes confidence rather than the biological conclusion.</w:t>
+        <w:t>• Alternative 2 — The evolutionary comparison is already robust. All defensible tissue models preserve the direction of the selected functional difference.</w:t>
       </w:r>
     </w:p>
     <w:p>
@@ -103,14 +89,7 @@
         <w:ind w:left="202" w:hanging="202"/>
       </w:pPr>
       <w:r>
-        <w:rPr>
-          <w:b/>
-          <w:color w:val="006D74"/>
-        </w:rPr>
-        <w:t xml:space="preserve">• Null C — poor transfer.  </w:t>
-      </w:r>
-      <w:r>
-        <w:t>Living-species models fitted to one posture or tissue-removal stage cannot predict other experimentally observed stages.</w:t>
+        <w:t>• Alternative 3 — Extant validation fails. A model fitted to one tissue-removal stage or loading condition cannot predict another.</w:t>
       </w:r>
     </w:p>
     <w:p>
@@ -126,12 +105,12 @@
         <w:pStyle w:val="Heading2"/>
       </w:pPr>
       <w:r>
-        <w:t>Aim 1 | Identify tissue constraints using extant experimental contrasts.</w:t>
+        <w:t>Aim 1 | Establish an experimental joint-mechanics baseline.</w:t>
       </w:r>
     </w:p>
     <w:p>
       <w:r>
-        <w:t>For a tegu–opossum pilot, use documented intact and sequential tissue-removal hip mobility/XROMM observations with explicit specimen, load and registration information where accessible. Model bone surfaces, cartilage/contact uncertainty, tissue origin–insertion paths, slack length and directional constitutive behavior. Calibration uses a designated subset of specimens, tissue layers or loading conditions; other conditions remain strictly held out. Where only a published envelope is accessible, conduct a transparent methodological pilot rather than claim specimen-level validation.</w:t>
+        <w:t>I would begin with the tegu–opossum hip experiments. Where specimen-level XROMM, tissue-removal, loading and geometry data are available, I would register bone surfaces and plausible tissue attachments, including slack length, prestrain and contact uncertainty. Some specimens or loading conditions would be reserved entirely for validation. If only published group-level envelopes are accessible, the initial analysis would remain a methodological reproduction—not an experimentally validated prediction.</w:t>
       </w:r>
     </w:p>
     <w:p>
@@ -139,12 +118,12 @@
         <w:pStyle w:val="Heading2"/>
       </w:pPr>
       <w:r>
-        <w:t>Aim 2 | Estimate identifiability and discriminating experiments.</w:t>
+        <w:t>Aim 2 | Measure what is identifiable and which tests would help.</w:t>
       </w:r>
     </w:p>
     <w:p>
       <w:r>
-        <w:t>Represent a response compatibility set conditional on external testing evidence, not a family classification treated as ground truth. Distinguish geometric 6-DOF pose viability, passive load-achievable motion, muscle-generated torques, and observed in vivo gait. Perform variance/identifiability analysis over attachment geometry, initial strain, constitutive response, cartilage and loads. Use experimental-design criteria to identify a realistic added tissue test or motion condition with maximum power to distinguish evolutionary alternatives.</w:t>
+        <w:t>For each tissue, I would propagate all response laws and anatomical states compatible with its measurements, rather than select one best-fit law. I would keep geometric pose availability, passive movement under prescribed forces, potential muscle torque and observed gait as separate quantities. Sensitivity and experimental-design analysis would then identify whether an additional tissue test, motion direction or loading condition could meaningfully narrow the range of functional predictions.</w:t>
       </w:r>
     </w:p>
     <w:p>
@@ -152,12 +131,12 @@
         <w:pStyle w:val="Heading2"/>
       </w:pPr>
       <w:r>
-        <w:t>Aim 3 | Reassess one bounded fossil inference.</w:t>
+        <w:t>Aim 3 | Revisit one specific fossil comparison.</w:t>
       </w:r>
     </w:p>
     <w:p>
       <w:r>
-        <w:t>For a small selection of synapsid hip models from published comparative studies, propagate the extant-calibrated uncertainty structure, with phylogenetic and preservation-informed priors. Test a preselected evolutionary claim—for example the robustness of a comparison in passive pose availability or torque capacity across an inferred postural transition. Report if the comparison is robust, unresolved, or changes sign under plausible missing-tissue states. A two-taxon test does not establish a phylogenetic transition by itself.</w:t>
+        <w:t>After the living-animal model passes its held-out tests, I would choose a predeclared synapsid comparison from Pierce’s published evolutionary work. I would ask whether the inferred difference in passive mobility or force-generating potential persists when uncertain tissue anatomy and mechanics are included. Results would be classified as robust, unresolved or sensitive to a stated assumption. A small exemplar comparison would not, by itself, demonstrate a phylogenetic trend.</w:t>
       </w:r>
     </w:p>
     <w:p>
@@ -173,14 +152,7 @@
         <w:ind w:left="202" w:hanging="202"/>
       </w:pPr>
       <w:r>
-        <w:rPr>
-          <w:b/>
-          <w:color w:val="006D74"/>
-        </w:rPr>
-        <w:t xml:space="preserve">• Baseline ladder.  </w:t>
-      </w:r>
-      <w:r>
-        <w:t>Bone-only joint search; point-estimate soft tissues; Monte Carlo parameter uncertainty within one family; anatomically uncertain but fixed-family models; full response-set + anatomical-uncertainty propagation.</w:t>
+        <w:t>• Comparators. Bone-only pose search; one fixed tissue model; parameter sampling within that model; uncertain anatomy with fixed materials; and joint propagation of anatomical and constitutive compatibility sets.</w:t>
       </w:r>
     </w:p>
     <w:p>
@@ -188,14 +160,7 @@
         <w:ind w:left="202" w:hanging="202"/>
       </w:pPr>
       <w:r>
-        <w:rPr>
-          <w:b/>
-          <w:color w:val="006D74"/>
-        </w:rPr>
-        <w:t xml:space="preserve">• Primary metrics.  </w:t>
-      </w:r>
-      <w:r>
-        <w:t>Held-out pose-space coverage, false exclusion of observed poses, viable-volume calibration, uncertainty width, standardized predicted load–pose curves and stability/contact violations.</w:t>
+        <w:t>• Validation. Report inclusion of held-out observed poses, false exclusions, uncertainty calibration, feasible movement volume under a defined loading protocol, and any contact or stability violations.</w:t>
       </w:r>
     </w:p>
     <w:p>
@@ -203,14 +168,7 @@
         <w:ind w:left="202" w:hanging="202"/>
       </w:pPr>
       <w:r>
-        <w:rPr>
-          <w:b/>
-          <w:color w:val="006D74"/>
-        </w:rPr>
-        <w:t xml:space="preserve">• Evolutionary endpoint.  </w:t>
-      </w:r>
-      <w:r>
-        <w:t>Predeclare the comparative effect statistic and its direction; perform sensitivity to body size, sampling, osteological preservation and extant phylogenetic priors.</w:t>
+        <w:t>• Evolutionary statistic. Define the functional comparison before running the fossil models, then test sensitivity to body size, preservation, taxon selection and extant phylogenetic assumptions.</w:t>
       </w:r>
     </w:p>
     <w:p>
@@ -218,14 +176,7 @@
         <w:ind w:left="202" w:hanging="202"/>
       </w:pPr>
       <w:r>
-        <w:rPr>
-          <w:b/>
-          <w:color w:val="006D74"/>
-        </w:rPr>
-        <w:t xml:space="preserve">• Model adequacy.  </w:t>
-      </w:r>
-      <w:r>
-        <w:t>Original seven isotropic hyperelastic families are only a starting baseline; directional recruitment, active muscle tension and rate effects are added only if measured data require them.</w:t>
+        <w:t>• Material realism. My current isotropic hyperelastic atlas is a methodological starting point, not a ready-made library for muscle or capsule. Anisotropy, recruitment, active tension and rate dependence must be introduced where experiments require them.</w:t>
       </w:r>
     </w:p>
     <w:p>
@@ -241,14 +192,7 @@
         <w:ind w:left="202" w:hanging="202"/>
       </w:pPr>
       <w:r>
-        <w:rPr>
-          <w:b/>
-          <w:color w:val="006D74"/>
-        </w:rPr>
-        <w:t xml:space="preserve">• Go.  </w:t>
-      </w:r>
-      <w:r>
-        <w:t>Set-valued predictions improve calibrated held-out pose inclusion or reveal a demonstrably different supported evolutionary interpretation relative to strong baselines.</w:t>
+        <w:t>• A useful positive result. Compatibility sets improve held-out prediction or show that the confidence in a fossil functional contrast changes relative to simpler methods.</w:t>
       </w:r>
     </w:p>
     <w:p>
@@ -256,14 +200,7 @@
         <w:ind w:left="202" w:hanging="202"/>
       </w:pPr>
       <w:r>
-        <w:rPr>
-          <w:b/>
-          <w:color w:val="006D74"/>
-        </w:rPr>
-        <w:t xml:space="preserve">• No-go.  </w:t>
-      </w:r>
-      <w:r>
-        <w:t>No improvement beyond anatomical or parameter uncertainty; report conditions under which material detail cannot be inferred or does not matter to comparative function.</w:t>
+        <w:t>• A useful negative result. If a fixed-family model predicts equally well, or if plausible tissues leave the evolutionary interpretation unchanged, we report that boundary rather than claim new functional evolution.</w:t>
       </w:r>
     </w:p>
     <w:p>
@@ -271,14 +208,7 @@
         <w:ind w:left="202" w:hanging="202"/>
       </w:pPr>
       <w:r>
-        <w:rPr>
-          <w:b/>
-          <w:color w:val="006D74"/>
-        </w:rPr>
-        <w:t xml:space="preserve">• Uncertainty honesty.  </w:t>
-      </w:r>
-      <w:r>
-        <w:t>Avoid “full movement reconstructed” from passive tests. Separate admissible movements under specified external loading from locomotion actually used.</w:t>
+        <w:t>• Interpretation. A predicted passive movement envelope is not the gait an animal used. Load, tissue activation, and anatomical assumptions must remain explicit.</w:t>
       </w:r>
     </w:p>
     <w:p>
@@ -291,7 +221,7 @@
     </w:p>
     <w:p>
       <w:r>
-        <w:t>Stage 1: reproduce APSE bone-only and published tegu/opossum mobility comparisons from reported geometry or accessible datasets. Stage 2: request specimen-resolved layered-XROMM and material-test access; preregister held-out tissue layers or loading modes if available. Stage 3: only after stage-2 success propagate constraints into a selected, already documented fossil synapsid comparison. Direction A supplies muscle-anatomy uncertainty if developed; Direction B can start independently using published anatomical priors.</w:t>
+        <w:t>I would first reproduce the published bone-only and tegu/opossum comparisons. The next step would require access to specimen-resolved tissue-removal or loading data to test generalization. Only after that would I transfer the calibrated uncertainty model to a selected fossil comparison. The muscle-reconstruction project could later supply anatomical priors, but this project can begin with existing documented priors.</w:t>
       </w:r>
     </w:p>
     <w:p>
@@ -304,7 +234,7 @@
     </w:p>
     <w:p>
       <w:r>
-        <w:t>Pierce contributes the primary evolutionary contrast and comparative XROMM/anatomical framework; Bishop/APSE provides tested pose-search methods. The new mechanics contribution is response-set identifiability, staged forward-model validation and tests of what the fossil record can actually justify. This directly evaluates, rather than implicitly contests, the group’s earlier functional reconstructions.</w:t>
+        <w:t>Pierce’s team brings the evolutionary comparisons, anatomy, XROMM experiments and established joint-search tools. I would contribute constitutive compatibility sets, mechanics-constrained uncertainty propagation and experiments designed to discriminate competing explanations. This would test the robustness of prior findings without assuming that those findings are incorrect.</w:t>
       </w:r>
     </w:p>
     <w:p>

--- a/word-proposals/02_Soft_Tissue_Uncertainty_Joint_Evolution.docx
+++ b/word-proposals/02_Soft_Tissue_Uncertainty_Joint_Evolution.docx
@@ -9,7 +9,7 @@
           <w:color w:val="006D74"/>
           <w:sz w:val="16"/>
         </w:rPr>
-        <w:t>PROPOSED DIRECTION B · FOSSIL LOCOMOTOR FUNCTION</w:t>
+        <w:t>DIRECTION B · COMPARATIVE JOINT FUNCTION AND EVOLUTION</w:t>
       </w:r>
     </w:p>
     <w:p>
@@ -17,7 +17,7 @@
         <w:pStyle w:val="Title"/>
       </w:pPr>
       <w:r>
-        <w:t>When Does Missing Soft Tissue Change an Evolutionary Conclusion?</w:t>
+        <w:t>When Do Soft Tissues Change Our Interpretation of Joint Function?</w:t>
       </w:r>
     </w:p>
     <w:p>
@@ -26,7 +26,7 @@
         <w:spacing w:after="240"/>
       </w:pPr>
       <w:r>
-        <w:t>Testing whether uncertainty in lost soft tissues changes functional interpretations of synapsid evolution</w:t>
+        <w:t>Testing whether uncertainty in soft tissues changes functional comparisons across living vertebrates</w:t>
       </w:r>
     </w:p>
     <w:p>
@@ -39,7 +39,7 @@
     </w:p>
     <w:p>
       <w:r>
-        <w:t>Pierce and colleagues have shown that the transition toward erect mammalian locomotion was not a simple, steady progression. I want to ask how much of that functional history is determined by the bones, and how much depends on the muscles, capsules and other tissues that fossils do not preserve. The goal is to identify which comparisons between extinct animals remain supported across plausible tissue reconstructions.</w:t>
+        <w:t>Bones constrain joint geometry, but skin, capsule, muscles, cartilage and their attachment states also shape movement. Wright and Pierce (2026) showed this directly in tegu lizards and Virginia opossums: different tissue layers limit their hips in different ways. I want to test which comparisons of joint function remain reliable when several tissue anatomies and mechanical behaviors fit the available evidence. Living species are the first biological target; evolutionary reconstruction is a later application.</w:t>
       </w:r>
     </w:p>
     <w:p>
@@ -47,12 +47,12 @@
         <w:pStyle w:val="Heading1"/>
       </w:pPr>
       <w:r>
-        <w:t>Why this is not already done</w:t>
+        <w:t>What previous research establishes—and what remains open</w:t>
       </w:r>
     </w:p>
     <w:p>
       <w:r>
-        <w:t>This would build directly on existing work, not replace it. APSE already searches six-degree-of-freedom joint mobility (Bishop et al., 2023), while Manafzadeh and Gatesy (2021) showed why joint translations matter. Wright and Pierce (2026) demonstrated species-specific effects of removing hip tissues, and Bishop and Pierce (2024) estimated hindlimb force-generating performance in fossil synapsids. What remains open is whether multiple anatomies and material responses that fit the living-animal evidence lead to the same—or different—comparative evolutionary conclusions.</w:t>
+        <w:t>High-dimensional joint reconstruction is already well developed: APSE searches joint poses, and Manafzadeh and Gatesy (2021) show why all six degrees of freedom matter. Wright and Pierce (2026) measured how soft-tissue removal changes hip mobility, while Brocklehurst et al. (2025) investigated shape–function relations. Dalman and Saul (2026) also propagated ligament and cartilage uncertainty through a shoulder model and found slack length particularly influential. My proposed contribution is narrower than “including soft tissues”: test whether alternative, independently compatible tissue response laws change held-out movement predictions or the direction of an interspecific functional comparison after geometry, slack length and attachments are accounted for.</w:t>
       </w:r>
     </w:p>
     <w:p>
@@ -60,12 +60,12 @@
         <w:pStyle w:val="Heading1"/>
       </w:pPr>
       <w:r>
-        <w:t>Falsifiable hypothesis and alternatives</w:t>
+        <w:t>Hypothesis and competing explanations</w:t>
       </w:r>
     </w:p>
     <w:p>
       <w:r>
-        <w:t>My hypothesis is that different soft-tissue configurations can satisfy available experimental evidence yet lead to different estimates of passive joint motion or load-dependent performance. A compatibility-set approach would distinguish results that are robust across those alternatives from results that need additional anatomical or material measurements. The hypothesis could also fail: tissue uncertainty may have little effect compared with bone geometry.</w:t>
+        <w:t>My hypothesis is that different anatomically and constitutively compatible tissue combinations can sometimes reproduce the same measured joint conditions while implying different behavior under an untested condition. A mechanics-based compatibility set should identify when comparative joint conclusions are robust, when they depend on an uncertain tissue assumption, and which additional tissue or movement test would resolve the difference.</w:t>
       </w:r>
     </w:p>
     <w:p>
@@ -73,7 +73,7 @@
         <w:ind w:left="202" w:hanging="202"/>
       </w:pPr>
       <w:r>
-        <w:t>• Alternative 1 — Material laws do not matter enough. Attachment sites, slack lengths and contact geometry explain most prediction uncertainty.</w:t>
+        <w:t>• Alternative 1 — Anatomy dominates. Uncertainty in attachment geometry, tissue slack length, prestrain and contact explains most variation; comparing material families contributes little.</w:t>
       </w:r>
     </w:p>
     <w:p>
@@ -81,7 +81,7 @@
         <w:ind w:left="202" w:hanging="202"/>
       </w:pPr>
       <w:r>
-        <w:t>• Alternative 2 — The evolutionary comparison is already robust. All defensible tissue models preserve the direction of the selected functional difference.</w:t>
+        <w:t>• Alternative 2 — The comparison is robust. Every reasonable tissue combination preserves the direction of the living-species contrast, so set-based modeling changes confidence but not the biological conclusion.</w:t>
       </w:r>
     </w:p>
     <w:p>
@@ -89,7 +89,7 @@
         <w:ind w:left="202" w:hanging="202"/>
       </w:pPr>
       <w:r>
-        <w:t>• Alternative 3 — Extant validation fails. A model fitted to one tissue-removal stage or loading condition cannot predict another.</w:t>
+        <w:t>• Alternative 3 — The model does not transfer. A model fitted to one tissue-removal stage or loading condition excludes observed poses in an untouched stage.</w:t>
       </w:r>
     </w:p>
     <w:p>
@@ -97,7 +97,7 @@
         <w:pStyle w:val="Heading1"/>
       </w:pPr>
       <w:r>
-        <w:t>Research aims and decisive tests</w:t>
+        <w:t>Research plan and decisive tests</w:t>
       </w:r>
     </w:p>
     <w:p>
@@ -110,7 +110,7 @@
     </w:p>
     <w:p>
       <w:r>
-        <w:t>I would begin with the tegu–opossum hip experiments. Where specimen-level XROMM, tissue-removal, loading and geometry data are available, I would register bone surfaces and plausible tissue attachments, including slack length, prestrain and contact uncertainty. Some specimens or loading conditions would be reserved entirely for validation. If only published group-level envelopes are accessible, the initial analysis would remain a methodological reproduction—not an experimentally validated prediction.</w:t>
+        <w:t>I would start from Wright and Pierce’s tegu–opossum experiments, in which layered tissue removal and XROMM distinguish passive ex vivo joint mobility from joint excursions during walking. If specimen-resolved geometries, joint trajectories and test conditions are accessible, I would register the bones, contact surfaces and tissue paths, and calibrate against a predefined subset. Entire specimens, tissue-removal stages or load conditions would remain held out. Published summary figures alone support only a methodological reproduction, not a claim of validated specimen-level prediction.</w:t>
       </w:r>
     </w:p>
     <w:p>
@@ -123,7 +123,7 @@
     </w:p>
     <w:p>
       <w:r>
-        <w:t>For each tissue, I would propagate all response laws and anatomical states compatible with its measurements, rather than select one best-fit law. I would keep geometric pose availability, passive movement under prescribed forces, potential muscle torque and observed gait as separate quantities. Sensitivity and experimental-design analysis would then identify whether an additional tissue test, motion direction or loading condition could meaningfully narrow the range of functional predictions.</w:t>
+        <w:t>For each tissue, I would represent the range of plausible geometry, slack length, prestrain and mechanical response permitted by independent observations. I would distinguish bone-only six-DOF pose feasibility from passive load-achievable movement and from actively generated or observed motion. Comparisons would include a fixed-law model, within-family parameter uncertainty, anatomical uncertainty, and response-set uncertainty. Experimental-design analysis would then identify which next deformation mode or joint loading state best separates competing predictions.</w:t>
       </w:r>
     </w:p>
     <w:p>
@@ -131,12 +131,12 @@
         <w:pStyle w:val="Heading2"/>
       </w:pPr>
       <w:r>
-        <w:t>Aim 3 | Revisit one specific fossil comparison.</w:t>
+        <w:t>Aim 3 | Compare living species and test evolutionary extrapolation.</w:t>
       </w:r>
     </w:p>
     <w:p>
       <w:r>
-        <w:t>After the living-animal model passes its held-out tests, I would choose a predeclared synapsid comparison from Pierce’s published evolutionary work. I would ask whether the inferred difference in passive mobility or force-generating potential persists when uncertain tissue anatomy and mechanics are included. Results would be classified as robust, unresolved or sensitive to a stated assumption. A small exemplar comparison would not, by itself, demonstrate a phylogenetic trend.</w:t>
+        <w:t>I would predefine an interpretable contrast between living species—for example, difference in passive hip mobility under standardized test conditions—and ask whether its sign or magnitude survives all defensible assumptions. A broader sample could assess within-species variation and phylogenetic structure. Only once the extant model passes its held-out tests would fossil-related priors be introduced to examine a carefully specified evolutionary question.</w:t>
       </w:r>
     </w:p>
     <w:p>
@@ -144,7 +144,7 @@
         <w:pStyle w:val="Heading1"/>
       </w:pPr>
       <w:r>
-        <w:t>Experimental/computational design</w:t>
+        <w:t>Validation and comparisons</w:t>
       </w:r>
     </w:p>
     <w:p>
@@ -152,7 +152,7 @@
         <w:ind w:left="202" w:hanging="202"/>
       </w:pPr>
       <w:r>
-        <w:t>• Comparators. Bone-only pose search; one fixed tissue model; parameter sampling within that model; uncertain anatomy with fixed materials; and joint propagation of anatomical and constitutive compatibility sets.</w:t>
+        <w:t>• Baselines. Bone-only search; a single calibrated tissue law; Monte Carlo within-family parameter variation; uncertain attachments and slack lengths with a fixed law; and combined anatomical and constitutive compatibility sets.</w:t>
       </w:r>
     </w:p>
     <w:p>
@@ -160,7 +160,7 @@
         <w:ind w:left="202" w:hanging="202"/>
       </w:pPr>
       <w:r>
-        <w:t>• Validation. Report inclusion of held-out observed poses, false exclusions, uncertainty calibration, feasible movement volume under a defined loading protocol, and any contact or stability violations.</w:t>
+        <w:t>• Validation. Measure held-out pose inclusion and false exclusion, calibration of predicted mobility regions, standardized load–pose curves and violations of contact or stability constraints. Report the precise experimental loads and degrees of freedom tested.</w:t>
       </w:r>
     </w:p>
     <w:p>
@@ -168,7 +168,7 @@
         <w:ind w:left="202" w:hanging="202"/>
       </w:pPr>
       <w:r>
-        <w:t>• Evolutionary statistic. Define the functional comparison before running the fossil models, then test sensitivity to body size, preservation, taxon selection and extant phylogenetic assumptions.</w:t>
+        <w:t>• Comparison. Define the functional contrast before model selection. Test sensitivity to geometry, size, tissue path, slack length, load protocol and relatedness; do not treat two exemplar species as an evolutionary time series.</w:t>
       </w:r>
     </w:p>
     <w:p>
@@ -176,7 +176,7 @@
         <w:ind w:left="202" w:hanging="202"/>
       </w:pPr>
       <w:r>
-        <w:t>• Material realism. My current isotropic hyperelastic atlas is a methodological starting point, not a ready-made library for muscle or capsule. Anisotropy, recruitment, active tension and rate dependence must be introduced where experiments require them.</w:t>
+        <w:t>• Model adequacy. My published atlas approach is a starting framework, not proof that isotropic hyperelastic models describe animal muscle, capsule or ligament. Where needed, add measured anisotropy, tensile recruitment, active force or rate dependence—or explicitly report that available data are insufficient.</w:t>
       </w:r>
     </w:p>
     <w:p>
@@ -184,7 +184,7 @@
         <w:pStyle w:val="Heading1"/>
       </w:pPr>
       <w:r>
-        <w:t>Decision criteria and scientifically useful failure</w:t>
+        <w:t>What would count as evidence</w:t>
       </w:r>
     </w:p>
     <w:p>
@@ -192,7 +192,7 @@
         <w:ind w:left="202" w:hanging="202"/>
       </w:pPr>
       <w:r>
-        <w:t>• A useful positive result. Compatibility sets improve held-out prediction or show that the confidence in a fossil functional contrast changes relative to simpler methods.</w:t>
+        <w:t>• Success. Compared with strong baselines, the uncertainty-aware model predicts untouched experimental conditions more reliably or quantifies a real ambiguity that changes which extant functional difference the evidence supports.</w:t>
       </w:r>
     </w:p>
     <w:p>
@@ -200,7 +200,7 @@
         <w:ind w:left="202" w:hanging="202"/>
       </w:pPr>
       <w:r>
-        <w:t>• A useful negative result. If a fixed-family model predicts equally well, or if plausible tissues leave the evolutionary interpretation unchanged, we report that boundary rather than claim new functional evolution.</w:t>
+        <w:t>• Informative failure. A simpler anatomical model matches or exceeds the full approach, or all plausible tissue responses imply the same biological conclusion. That would identify when extra constitutive detail is unnecessary.</w:t>
       </w:r>
     </w:p>
     <w:p>
@@ -208,7 +208,7 @@
         <w:ind w:left="202" w:hanging="202"/>
       </w:pPr>
       <w:r>
-        <w:t>• Interpretation. A predicted passive movement envelope is not the gait an animal used. Load, tissue activation, and anatomical assumptions must remain explicit.</w:t>
+        <w:t>• Interpretation. A passive mobility envelope is not an animal’s gait; changing tissue constraints may also alter joint stabilization or contact. No simulated contrast alone demonstrates an evolutionary transition.</w:t>
       </w:r>
     </w:p>
     <w:p>
@@ -216,12 +216,12 @@
         <w:pStyle w:val="Heading1"/>
       </w:pPr>
       <w:r>
-        <w:t>Immediate pilot, dependencies, and route to fossils</w:t>
+        <w:t>Immediate pilot and comparative research plan</w:t>
       </w:r>
     </w:p>
     <w:p>
       <w:r>
-        <w:t>I would first reproduce the published bone-only and tegu/opossum comparisons. The next step would require access to specimen-resolved tissue-removal or loading data to test generalization. Only after that would I transfer the calibrated uncertainty model to a selected fossil comparison. The muscle-reconstruction project could later supply anatomical priors, but this project can begin with existing documented priors.</w:t>
+        <w:t>The first deliverable would reproduce an existing bone-only and layered soft-tissue mobility benchmark and write a blinded validation protocol for extant specimens. Conditional on accessing the necessary experimental measurements, a first comparative paper would quantify prediction coverage and identify the assumptions that control the tegu–opossum contrast. An evolutionary extension would follow only with suitable additional taxa and phylogenetic context.</w:t>
       </w:r>
     </w:p>
     <w:p>
@@ -229,12 +229,12 @@
         <w:pStyle w:val="Heading1"/>
       </w:pPr>
       <w:r>
-        <w:t>Why this collaboration is complementary</w:t>
+        <w:t>How this complements Pierce’s research</w:t>
       </w:r>
     </w:p>
     <w:p>
       <w:r>
-        <w:t>Pierce’s team brings the evolutionary comparisons, anatomy, XROMM experiments and established joint-search tools. I would contribute constitutive compatibility sets, mechanics-constrained uncertainty propagation and experiments designed to discriminate competing explanations. This would test the robustness of prior findings without assuming that those findings are incorrect.</w:t>
+        <w:t>Pierce’s group already supplies the comparative question, XROMM framework and anatomical expertise. I would add quantitative material-response compatibility, identifiability analysis and experiment selection. The value of the collaboration is not another joint visualization; it is a defensible statement about which differences in joint function can actually be inferred from limited biological measurements.</w:t>
       </w:r>
     </w:p>
     <w:p>
@@ -242,121 +242,90 @@
         <w:pStyle w:val="Heading1"/>
       </w:pPr>
       <w:r>
-        <w:t>Selected evidence and methodological precedents</w:t>
+        <w:t>Key references</w:t>
       </w:r>
     </w:p>
     <w:p>
       <w:pPr>
-        <w:spacing w:after="40"/>
+        <w:spacing w:after="0" w:line="240" w:lineRule="auto"/>
       </w:pPr>
       <w:r>
         <w:rPr>
           <w:sz w:val="16"/>
         </w:rPr>
-        <w:t xml:space="preserve">1. Wright &amp; Pierce (2026), soft-tissue constraints on hip joint mobility in tegu and opossum, JEB.  </w:t>
-      </w:r>
-      <w:r>
-        <w:rPr>
-          <w:color w:val="006D74"/>
-          <w:sz w:val="15"/>
-        </w:rPr>
-        <w:t>https://doi.org/10.1242/jeb.251911</w:t>
+        <w:t>1. Wright &amp; Pierce (2026), tissue-specific constraints on tegu/opossum hip mobility, Journal of Experimental Biology.  https://doi.org/10.1242/jeb.251911</w:t>
       </w:r>
     </w:p>
     <w:p>
       <w:pPr>
-        <w:spacing w:after="40"/>
+        <w:spacing w:after="0" w:line="240" w:lineRule="auto"/>
       </w:pPr>
       <w:r>
         <w:rPr>
           <w:sz w:val="16"/>
         </w:rPr>
-        <w:t xml:space="preserve">2. Bishop et al. (2023), APSE high-dimensional joint pose search, Methods Ecol Evol.  </w:t>
-      </w:r>
-      <w:r>
-        <w:rPr>
-          <w:color w:val="006D74"/>
-          <w:sz w:val="15"/>
-        </w:rPr>
-        <w:t>https://doi.org/10.1111/2041-210X.14016</w:t>
+        <w:t>2. Bishop et al. (2023), APSE high-dimensional joint pose search, Methods in Ecology and Evolution.  https://doi.org/10.1111/2041-210X.14016</w:t>
       </w:r>
     </w:p>
     <w:p>
       <w:pPr>
-        <w:spacing w:after="40"/>
+        <w:spacing w:after="0" w:line="240" w:lineRule="auto"/>
       </w:pPr>
       <w:r>
         <w:rPr>
           <w:sz w:val="16"/>
         </w:rPr>
-        <w:t xml:space="preserve">3. Manafzadeh &amp; Gatesy (2021), six-DOF joint reconstruction, Journal of Anatomy.  </w:t>
-      </w:r>
-      <w:r>
-        <w:rPr>
-          <w:color w:val="006D74"/>
-          <w:sz w:val="15"/>
-        </w:rPr>
-        <w:t>https://doi.org/10.1111/joa.13513</w:t>
+        <w:t>3. Manafzadeh &amp; Gatesy (2021), six-DOF articular reconstruction, Journal of Anatomy.  https://doi.org/10.1111/joa.13513</w:t>
       </w:r>
     </w:p>
     <w:p>
       <w:pPr>
-        <w:spacing w:after="40"/>
+        <w:spacing w:after="0" w:line="240" w:lineRule="auto"/>
       </w:pPr>
       <w:r>
         <w:rPr>
           <w:sz w:val="16"/>
         </w:rPr>
-        <w:t xml:space="preserve">4. Bishop &amp; Pierce (2024), erect hindlimb posture and function, Science Advances.  </w:t>
-      </w:r>
-      <w:r>
-        <w:rPr>
-          <w:color w:val="006D74"/>
-          <w:sz w:val="15"/>
-        </w:rPr>
-        <w:t>https://doi.org/10.1126/sciadv.adr2722</w:t>
+        <w:t>4. Brocklehurst et al. (2025), joint shape and function through ex vivo XROMM, Journal of Experimental Biology.  https://doi.org/10.1242/jeb.249261</w:t>
       </w:r>
     </w:p>
     <w:p>
       <w:pPr>
-        <w:spacing w:after="40"/>
+        <w:spacing w:after="0" w:line="240" w:lineRule="auto"/>
       </w:pPr>
       <w:r>
         <w:rPr>
           <w:sz w:val="16"/>
         </w:rPr>
-        <w:t xml:space="preserve">5. Brocklehurst et al. (2025), joint shape and function through XROMM, JEB.  </w:t>
-      </w:r>
-      <w:r>
-        <w:rPr>
-          <w:color w:val="006D74"/>
-          <w:sz w:val="15"/>
-        </w:rPr>
-        <w:t>https://doi.org/10.1242/jeb.249261</w:t>
+        <w:t>5. Dalman &amp; Saul (2026), sensitivity of shoulder joint simulation to uncertain soft tissues, Journal of Biomechanics.  https://doi.org/10.1016/j.jbiomech.2025.113114</w:t>
       </w:r>
     </w:p>
     <w:p>
       <w:pPr>
-        <w:spacing w:after="40"/>
+        <w:spacing w:after="0" w:line="240" w:lineRule="auto"/>
       </w:pPr>
       <w:r>
         <w:rPr>
           <w:sz w:val="16"/>
         </w:rPr>
-        <w:t xml:space="preserve">6. Asadi &amp; Laksari (2026), noise-aware constitutive compatibility atlas, bioRxiv preprint.  </w:t>
+        <w:t>6. Asadi &amp; Laksari (2026), noise-aware constitutive compatibility atlas, bioRxiv preprint.  https://doi.org/10.64898/2026.10.12.758616</w:t>
       </w:r>
+    </w:p>
+    <w:p>
+      <w:pPr>
+        <w:spacing w:after="0" w:line="240" w:lineRule="auto"/>
+      </w:pPr>
       <w:r>
         <w:rPr>
-          <w:color w:val="006D74"/>
-          <w:sz w:val="15"/>
+          <w:sz w:val="16"/>
         </w:rPr>
-        <w:t>https://doi.org/10.64898/2026.10.12.758616</w:t>
+        <w:t>7. Bishop &amp; Pierce (2024), late acquisition of erect hindlimb function, Science Advances.  https://doi.org/10.1126/sciadv.adr2722</w:t>
       </w:r>
     </w:p>
     <w:sectPr>
       <w:footerReference w:type="default" r:id="rId9"/>
       <w:pgSz w:w="12240" w:h="15840"/>
-      <w:pgMar w:top="778" w:right="1123" w:bottom="763" w:left="1123" w:header="720" w:footer="720" w:gutter="0"/>
+      <w:pgMar w:top="691" w:right="1123" w:bottom="619" w:left="1123" w:header="720" w:footer="720" w:gutter="0"/>
       <w:cols w:space="720"/>
       <w:docGrid w:linePitch="360"/>
     </w:sectPr>
@@ -747,12 +716,12 @@
     <w:qFormat/>
     <w:rsid w:val="00FC693F"/>
     <w:pPr>
-      <w:spacing w:after="64" w:line="262" w:lineRule="auto"/>
+      <w:spacing w:after="50" w:line="252" w:lineRule="auto"/>
     </w:pPr>
     <w:rPr>
       <w:rFonts w:ascii="Aptos" w:hAnsi="Aptos"/>
       <w:color w:val="1B3042"/>
-      <w:sz w:val="18"/>
+      <w:sz w:val="17"/>
     </w:rPr>
   </w:style>
   <w:style w:type="paragraph" w:styleId="Header">
@@ -810,7 +779,7 @@
     <w:pPr>
       <w:keepNext/>
       <w:keepLines/>
-      <w:spacing w:before="160" w:after="60"/>
+      <w:spacing w:before="80" w:after="30"/>
       <w:outlineLvl w:val="0"/>
     </w:pPr>
     <w:rPr>
@@ -834,7 +803,7 @@
     <w:pPr>
       <w:keepNext/>
       <w:keepLines/>
-      <w:spacing w:before="120" w:after="40"/>
+      <w:spacing w:before="40" w:after="30"/>
       <w:outlineLvl w:val="1"/>
     </w:pPr>
     <w:rPr>

--- a/word-proposals/02_Soft_Tissue_Uncertainty_Joint_Evolution.docx
+++ b/word-proposals/02_Soft_Tissue_Uncertainty_Joint_Evolution.docx
@@ -52,7 +52,7 @@
     </w:p>
     <w:p>
       <w:r>
-        <w:t>High-dimensional joint reconstruction is already well developed: APSE searches joint poses, and Manafzadeh and Gatesy (2021) show why all six degrees of freedom matter. Wright and Pierce (2026) measured how soft-tissue removal changes hip mobility, while Brocklehurst et al. (2025) investigated shape–function relations. Dalman and Saul (2026) also propagated ligament and cartilage uncertainty through a shoulder model and found slack length particularly influential. My proposed contribution is narrower than “including soft tissues”: test whether alternative, independently compatible tissue response laws change held-out movement predictions or the direction of an interspecific functional comparison after geometry, slack length and attachments are accounted for.</w:t>
+        <w:t>High-dimensional joint reconstruction is already well developed: APSE searches joint poses, and Manafzadeh and Gatesy (2021) show why all six degrees of freedom matter. Wright and Pierce (2026) measured tissue-specific limits on hip mobility; Dalman and Saul (2026) showed sensitivity to uncertain joint tissues. SOMA (Alvarado et al., 2026) offers a further clue: learned, subject-specific muscle deformations can be driven by skeletal pose inferred from video. However, SOMA uses dense multiview training data and anatomical templates; it neither estimates material properties nor transfers directly to lizards or opossums. My contribution is to ask when video-constrained anatomy and independently compatible tissue laws change held-out movement predictions or a cross-species functional comparison.</w:t>
       </w:r>
     </w:p>
     <w:p>
@@ -110,7 +110,7 @@
     </w:p>
     <w:p>
       <w:r>
-        <w:t>I would start from Wright and Pierce’s tegu–opossum experiments, in which layered tissue removal and XROMM distinguish passive ex vivo joint mobility from joint excursions during walking. If specimen-resolved geometries, joint trajectories and test conditions are accessible, I would register the bones, contact surfaces and tissue paths, and calibrate against a predefined subset. Entire specimens, tissue-removal stages or load conditions would remain held out. Published summary figures alone support only a methodological reproduction, not a claim of validated specimen-level prediction.</w:t>
+        <w:t>I would start from Wright and Pierce’s tegu–opossum experiments, where tissue removal and XROMM distinguish passive ex vivo mobility from joint excursions during walking. If specimen-resolved geometries, synchronized videos, trajectories and loads are accessible, I would register bones, tissues and contact surfaces, holding out whole specimens or test conditions. Ordinary video would be tested first as a noisy observation of movement, against XROMM, not assumed to measure internal structures. Summary figures alone support a methodological demonstration, not specimen-level validation.</w:t>
       </w:r>
     </w:p>
     <w:p>
@@ -123,7 +123,21 @@
     </w:p>
     <w:p>
       <w:r>
-        <w:t>For each tissue, I would represent the range of plausible geometry, slack length, prestrain and mechanical response permitted by independent observations. I would distinguish bone-only six-DOF pose feasibility from passive load-achievable movement and from actively generated or observed motion. Comparisons would include a fixed-law model, within-family parameter uncertainty, anatomical uncertainty, and response-set uncertainty. Experimental-design analysis would then identify which next deformation mode or joint loading state best separates competing predictions.</w:t>
+        <w:t>For each tissue, I would represent the compatible ranges of geometry, slack length, prestrain and constitutive response. I would keep bone-feasible six-DOF poses, passive load-achievable motion and observed locomotion as distinct endpoints. I would compare a fixed law, parameter uncertainty, anatomical uncertainty and the full response set, then select new loads or motion conditions that best distinguish competing explanations.</w:t>
+      </w:r>
+    </w:p>
+    <w:p>
+      <w:pPr>
+        <w:pStyle w:val="Heading2"/>
+      </w:pPr>
+      <w:r>
+        <w:t>Video-to-tissue inference | an exploratory, testable extension</w:t>
+      </w:r>
+    </w:p>
+    <w:p>
+      <w:pPr/>
+      <w:r>
+        <w:t>Inspired by SOMA, I would start with a short animal video and estimate a distribution of 3D joint poses and visible skin motion, accounting for camera ambiguity and occlusion. A species-specific, anatomy-guided network would propose multiple plausible internal muscle and capsule deformation fields—not a single hidden “ground truth.” I would then test these proposals against independent tissue geometry and load–motion experiments using a mechanics-based compatibility atlas. The output is a set of admissible tissue responses and a robustness map for joint comparisons. A single uncalibrated video cannot uniquely identify stiffness, muscle activation or stress; the first goal is to measure how much video actually narrows the set. Human SOMA weights would not be reused as validated animal models.</w:t>
       </w:r>
     </w:p>
     <w:p>
@@ -136,7 +150,7 @@
     </w:p>
     <w:p>
       <w:r>
-        <w:t>I would predefine an interpretable contrast between living species—for example, difference in passive hip mobility under standardized test conditions—and ask whether its sign or magnitude survives all defensible assumptions. A broader sample could assess within-species variation and phylogenetic structure. Only once the extant model passes its held-out tests would fossil-related priors be introduced to examine a carefully specified evolutionary question.</w:t>
+        <w:t>I would predefine an interpretable contrast between living species—for example, difference in passive hip mobility under standardized test conditions—and ask whether its sign or magnitude survives all defensible assumptions. A broader sample could assess within-species variation and phylogenetic structure. Only once the extant model passes its held-out tests would fossil-related priors be introduced to examine a carefully specified evolutionary question. The deliverable would be a robustness map showing which predefined cross-species conclusions survive the compatible tissue set.</w:t>
       </w:r>
     </w:p>
     <w:p>
@@ -152,7 +166,7 @@
         <w:ind w:left="202" w:hanging="202"/>
       </w:pPr>
       <w:r>
-        <w:t>• Baselines. Bone-only search; a single calibrated tissue law; Monte Carlo within-family parameter variation; uncertain attachments and slack lengths with a fixed law; and combined anatomical and constitutive compatibility sets.</w:t>
+        <w:t>• Baselines. Bone-only search; single-law and parameter-uncertainty models; anatomy-only uncertainty; video-only kinematic reconstruction; video with anatomical priors; and combined video-informed anatomical and constitutive compatibility sets.</w:t>
       </w:r>
     </w:p>
     <w:p>
@@ -160,7 +174,7 @@
         <w:ind w:left="202" w:hanging="202"/>
       </w:pPr>
       <w:r>
-        <w:t>• Validation. Measure held-out pose inclusion and false exclusion, calibration of predicted mobility regions, standardized load–pose curves and violations of contact or stability constraints. Report the precise experimental loads and degrees of freedom tested.</w:t>
+        <w:t>• Validation. Compare inferred 3D trajectories with held-out XROMM; where possible, test inferred anatomy against independent imaging. Measure held-out pose inclusion, false exclusion, load–pose curves and contact violations. Report calibration, view count, tested loads and all six degrees of freedom.</w:t>
       </w:r>
     </w:p>
     <w:p>
@@ -192,7 +206,7 @@
         <w:ind w:left="202" w:hanging="202"/>
       </w:pPr>
       <w:r>
-        <w:t>• Success. Compared with strong baselines, the uncertainty-aware model predicts untouched experimental conditions more reliably or quantifies a real ambiguity that changes which extant functional difference the evidence supports.</w:t>
+        <w:t>• Success. Compared with video-only, fixed-law and anatomy-only baselines, the combined approach improves held-out motion/load predictions without excluding the measured behavior, or exposes a reproducible ambiguity in a predefined living-species functional contrast.</w:t>
       </w:r>
     </w:p>
     <w:p>
@@ -216,12 +230,12 @@
         <w:pStyle w:val="Heading1"/>
       </w:pPr>
       <w:r>
-        <w:t>Immediate pilot and comparative research plan</w:t>
+        <w:t>Feasibility gates and staged milestones</w:t>
       </w:r>
     </w:p>
     <w:p>
       <w:r>
-        <w:t>The first deliverable would reproduce an existing bone-only and layered soft-tissue mobility benchmark and write a blinded validation protocol for extant specimens. Conditional on accessing the necessary experimental measurements, a first comparative paper would quantify prediction coverage and identify the assumptions that control the tegu–opossum contrast. An evolutionary extension would follow only with suitable additional taxa and phylogenetic context.</w:t>
+        <w:t>Months 0–3: confirm access to paired videos, six-DOF XROMM, tissue stages and load conditions; define holdouts. Months 4–9: benchmark pose/video tracking and anatomy reconstruction separately (using the human SKIM dataset only as a method-development reference), and reproduce bone-only and fixed-law joint models. Months 10–18: test video-informed compatible tissue sets on untouched animal specimens or loading conditions, if data permit. Without paired video, anatomy and loads, deliver a proof-of-concept and a data-requirements study, not a validated tissue-inference claim.</w:t>
       </w:r>
     </w:p>
     <w:p>
@@ -229,12 +243,26 @@
         <w:pStyle w:val="Heading1"/>
       </w:pPr>
       <w:r>
-        <w:t>How this complements Pierce’s research</w:t>
+        <w:t>Intellectual merit and complementary expertise</w:t>
       </w:r>
     </w:p>
     <w:p>
       <w:r>
-        <w:t>Pierce’s group already supplies the comparative question, XROMM framework and anatomical expertise. I would add quantitative material-response compatibility, identifiability analysis and experiment selection. The value of the collaboration is not another joint visualization; it is a defensible statement about which differences in joint function can actually be inferred from limited biological measurements.</w:t>
+        <w:t>The intellectual merit is a testable bridge from inexpensive visual observations to mechanically defensible comparative conclusions: which tissue explanations remain compatible with measured anatomy, movement and loads, and when do different compatible explanations reverse a joint-function contrast? Pierce’s group would guide comparative anatomy, XROMM and evolutionary hypotheses; I would develop video-informed uncertainty propagation, constitutive compatibility sets and optimal follow-up tests. A video-derived pose is a constraint, never itself evidence of a unique tissue law.</w:t>
+      </w:r>
+    </w:p>
+    <w:p>
+      <w:pPr>
+        <w:pStyle w:val="Heading1"/>
+      </w:pPr>
+      <w:r>
+        <w:t>Broader impacts</w:t>
+      </w:r>
+    </w:p>
+    <w:p>
+      <w:pPr/>
+      <w:r>
+        <w:t>Release documented six-DOF joint uncertainty test cases and a browser-based teaching example that distinguishes bone-feasible poses, passive load-achievable movement and observed motion. Reproducibility would be assessed through scripted held-out tests and public documentation. Specimen-derived inputs would be shared only with permission; otherwise, synthetic examples would remain explicitly labelled. These resources could support biomechanics teaching and more cautious comparative interpretations.</w:t>
       </w:r>
     </w:p>
     <w:p>
@@ -322,10 +350,21 @@
         <w:t>7. Bishop &amp; Pierce (2024), late acquisition of erect hindlimb function, Science Advances.  https://doi.org/10.1126/sciadv.adr2722</w:t>
       </w:r>
     </w:p>
+    <w:p>
+      <w:pPr>
+        <w:spacing w:after="0"/>
+      </w:pPr>
+      <w:r>
+        <w:rPr>
+          <w:sz w:val="16"/>
+        </w:rPr>
+        <w:t>8. Alvarado et al. (2026), SOMA: From Surface Observations to Muscle Anatomy, ECCV 2026.  https://arxiv.org/abs/2606.09246</w:t>
+      </w:r>
+    </w:p>
     <w:sectPr>
       <w:footerReference w:type="default" r:id="rId9"/>
       <w:pgSz w:w="12240" w:h="15840"/>
-      <w:pgMar w:top="691" w:right="1123" w:bottom="619" w:left="1123" w:header="720" w:footer="720" w:gutter="0"/>
+      <w:pgMar w:top="619" w:right="1123" w:bottom="576" w:left="1123" w:header="720" w:footer="720" w:gutter="0"/>
       <w:cols w:space="720"/>
       <w:docGrid w:linePitch="360"/>
     </w:sectPr>
@@ -716,7 +755,7 @@
     <w:qFormat/>
     <w:rsid w:val="00FC693F"/>
     <w:pPr>
-      <w:spacing w:after="50" w:line="252" w:lineRule="auto"/>
+      <w:spacing w:after="12" w:line="246" w:lineRule="auto"/>
     </w:pPr>
     <w:rPr>
       <w:rFonts w:ascii="Aptos" w:hAnsi="Aptos"/>
@@ -779,7 +818,7 @@
     <w:pPr>
       <w:keepNext/>
       <w:keepLines/>
-      <w:spacing w:before="80" w:after="30"/>
+      <w:spacing w:before="42" w:after="12"/>
       <w:outlineLvl w:val="0"/>
     </w:pPr>
     <w:rPr>
@@ -803,7 +842,7 @@
     <w:pPr>
       <w:keepNext/>
       <w:keepLines/>
-      <w:spacing w:before="40" w:after="30"/>
+      <w:spacing w:before="20" w:after="14"/>
       <w:outlineLvl w:val="1"/>
     </w:pPr>
     <w:rPr>
